--- a/assignment-1/onapa brian bu-up-2025-2141 github.docx
+++ b/assignment-1/onapa brian bu-up-2025-2141 github.docx
@@ -37,7 +37,7 @@
           <w:bCs/>
           <w:lang w:val="en-US"/>
         </w:rPr>
-        <w:t>Course: WAR 1</w:t>
+        <w:t>Course: WAR 2</w:t>
       </w:r>
     </w:p>
     <w:p>
@@ -79,135 +79,290 @@
           <w:rFonts w:hint="default"/>
           <w:lang w:val="en-US"/>
         </w:rPr>
-        <w:t>GitHub</w:t>
-      </w:r>
+        <w:t>GitHub Account</w:t>
+      </w:r>
+    </w:p>
+    <w:p>
+      <w:pPr>
+        <w:rPr>
+          <w:rFonts w:hint="default"/>
+          <w:lang w:val="en-US"/>
+        </w:rPr>
+      </w:pPr>
+      <w:r>
+        <w:rPr>
+          <w:rFonts w:hint="default"/>
+          <w:lang w:val="en-US"/>
+        </w:rPr>
+        <w:t>username: Nah-Piz</w:t>
+      </w:r>
+      <w:r>
+        <w:rPr>
+          <w:rFonts w:hint="default"/>
+          <w:lang w:val="en-US"/>
+        </w:rPr>
+        <w:br w:type="textWrapping"/>
+      </w:r>
+      <w:r>
+        <w:rPr>
+          <w:rFonts w:hint="default"/>
+          <w:lang w:val="en-US"/>
+        </w:rPr>
+        <w:t xml:space="preserve">Link: </w:t>
+      </w:r>
+      <w:r>
+        <w:rPr>
+          <w:rFonts w:hint="default"/>
+          <w:lang w:val="en-US"/>
+        </w:rPr>
+        <w:fldChar w:fldCharType="begin"/>
+      </w:r>
+      <w:r>
+        <w:rPr>
+          <w:rFonts w:hint="default"/>
+          <w:lang w:val="en-US"/>
+        </w:rPr>
+        <w:instrText xml:space="preserve"> HYPERLINK "https://github.com/Nah-Piz/" </w:instrText>
+      </w:r>
+      <w:r>
+        <w:rPr>
+          <w:rFonts w:hint="default"/>
+          <w:lang w:val="en-US"/>
+        </w:rPr>
+        <w:fldChar w:fldCharType="separate"/>
+      </w:r>
+      <w:r>
+        <w:rPr>
+          <w:rStyle w:val="4"/>
+          <w:rFonts w:hint="default"/>
+          <w:lang w:val="en-US"/>
+        </w:rPr>
+        <w:t>https://github.com/Nah-Piz/</w:t>
+      </w:r>
+      <w:r>
+        <w:rPr>
+          <w:rFonts w:hint="default"/>
+          <w:lang w:val="en-US"/>
+        </w:rPr>
+        <w:fldChar w:fldCharType="end"/>
+      </w:r>
+    </w:p>
+    <w:p>
+      <w:pPr>
+        <w:rPr>
+          <w:rFonts w:hint="default"/>
+          <w:lang w:val="en-US"/>
+        </w:rPr>
+      </w:pPr>
+    </w:p>
+    <w:p>
+      <w:pPr>
+        <w:rPr>
+          <w:rFonts w:hint="default"/>
+          <w:lang w:val="en-US"/>
+        </w:rPr>
+      </w:pPr>
+      <w:r>
+        <w:rPr>
+          <w:rFonts w:hint="default"/>
+          <w:lang w:val="en-US"/>
+        </w:rPr>
+        <w:t>Assignment Repository</w:t>
+      </w:r>
+    </w:p>
+    <w:p>
+      <w:pPr>
+        <w:rPr>
+          <w:rFonts w:hint="default"/>
+          <w:lang w:val="en-US"/>
+        </w:rPr>
+      </w:pPr>
+      <w:r>
+        <w:rPr>
+          <w:rFonts w:hint="default"/>
+          <w:lang w:val="en-US"/>
+        </w:rPr>
+        <w:t>Name:  matlab-assignments</w:t>
+      </w:r>
+    </w:p>
+    <w:p>
+      <w:pPr>
+        <w:rPr>
+          <w:rFonts w:hint="default"/>
+          <w:lang w:val="en-US"/>
+        </w:rPr>
+      </w:pPr>
+      <w:r>
+        <w:rPr>
+          <w:rFonts w:hint="default"/>
+          <w:lang w:val="en-US"/>
+        </w:rPr>
+        <w:t xml:space="preserve">Link: </w:t>
+      </w:r>
+      <w:r>
+        <w:rPr>
+          <w:rFonts w:hint="default"/>
+          <w:lang w:val="en-US"/>
+        </w:rPr>
+        <w:fldChar w:fldCharType="begin"/>
+      </w:r>
+      <w:r>
+        <w:rPr>
+          <w:rFonts w:hint="default"/>
+          <w:lang w:val="en-US"/>
+        </w:rPr>
+        <w:instrText xml:space="preserve"> HYPERLINK "https://github.com/Nah-Piz/matlab-assignments.git" </w:instrText>
+      </w:r>
+      <w:r>
+        <w:rPr>
+          <w:rFonts w:hint="default"/>
+          <w:lang w:val="en-US"/>
+        </w:rPr>
+        <w:fldChar w:fldCharType="separate"/>
+      </w:r>
+      <w:r>
+        <w:rPr>
+          <w:rStyle w:val="4"/>
+          <w:rFonts w:hint="default"/>
+          <w:lang w:val="en-US"/>
+        </w:rPr>
+        <w:t>https://github.com/Nah-Piz/matlab-assignments.git</w:t>
+      </w:r>
+      <w:r>
+        <w:rPr>
+          <w:rFonts w:hint="default"/>
+          <w:lang w:val="en-US"/>
+        </w:rPr>
+        <w:fldChar w:fldCharType="end"/>
+      </w:r>
+    </w:p>
+    <w:p>
+      <w:pPr>
+        <w:rPr>
+          <w:rFonts w:hint="default"/>
+          <w:lang w:val="en-US"/>
+        </w:rPr>
+      </w:pPr>
+    </w:p>
+    <w:p>
+      <w:pPr>
+        <w:rPr>
+          <w:rFonts w:hint="default"/>
+          <w:lang w:val="en-US"/>
+        </w:rPr>
+      </w:pPr>
+      <w:r>
+        <w:rPr>
+          <w:rFonts w:hint="default"/>
+          <w:lang w:val="en-US"/>
+        </w:rPr>
+        <w:t xml:space="preserve">MatLab Certificate link: </w:t>
+      </w:r>
+      <w:r>
+        <w:rPr>
+          <w:rFonts w:hint="default"/>
+          <w:lang w:val="en-US"/>
+        </w:rPr>
+        <w:fldChar w:fldCharType="begin"/>
+      </w:r>
+      <w:r>
+        <w:rPr>
+          <w:rFonts w:hint="default"/>
+          <w:lang w:val="en-US"/>
+        </w:rPr>
+        <w:instrText xml:space="preserve"> HYPERLINK "https://matlabacademy.mathworks.com/progress/share/certificate.html?id=d28a5a27-fdd8-43d0-8996-38fe9b169a57&amp;" </w:instrText>
+      </w:r>
+      <w:r>
+        <w:rPr>
+          <w:rFonts w:hint="default"/>
+          <w:lang w:val="en-US"/>
+        </w:rPr>
+        <w:fldChar w:fldCharType="separate"/>
+      </w:r>
+      <w:r>
+        <w:rPr>
+          <w:rStyle w:val="4"/>
+          <w:rFonts w:hint="default"/>
+          <w:lang w:val="en-US"/>
+        </w:rPr>
+        <w:t>https://matlabacademy.mathworks.com/progress/share/certificate.html?id=d28a5a27-fdd8-43d0-8996-38fe9b169a57&amp;</w:t>
+      </w:r>
+      <w:r>
+        <w:rPr>
+          <w:rFonts w:hint="default"/>
+          <w:lang w:val="en-US"/>
+        </w:rPr>
+        <w:fldChar w:fldCharType="end"/>
+      </w:r>
+    </w:p>
+    <w:p>
+      <w:pPr>
+        <w:rPr>
+          <w:rFonts w:hint="default"/>
+          <w:lang w:val="en-US"/>
+        </w:rPr>
+      </w:pPr>
+    </w:p>
+    <w:p>
+      <w:pPr>
+        <w:rPr>
+          <w:rFonts w:hint="default"/>
+          <w:lang w:val="en-US"/>
+        </w:rPr>
+      </w:pPr>
+      <w:r>
+        <w:rPr>
+          <w:rFonts w:hint="default"/>
+          <w:lang w:val="en-US"/>
+        </w:rPr>
+        <w:t xml:space="preserve">Matlab Report link: </w:t>
+      </w:r>
+      <w:r>
+        <w:rPr>
+          <w:rFonts w:hint="default"/>
+          <w:lang w:val="en-US"/>
+        </w:rPr>
+        <w:fldChar w:fldCharType="begin"/>
+      </w:r>
+      <w:r>
+        <w:rPr>
+          <w:rFonts w:hint="default"/>
+          <w:lang w:val="en-US"/>
+        </w:rPr>
+        <w:instrText xml:space="preserve"> HYPERLINK "https://matlabacademy.mathworks.com/progress/share/report.html?id=d28a5a27-fdd8-43d0-8996-38fe9b169a57&amp;" </w:instrText>
+      </w:r>
+      <w:r>
+        <w:rPr>
+          <w:rFonts w:hint="default"/>
+          <w:lang w:val="en-US"/>
+        </w:rPr>
+        <w:fldChar w:fldCharType="separate"/>
+      </w:r>
+      <w:r>
+        <w:rPr>
+          <w:rStyle w:val="4"/>
+          <w:rFonts w:hint="default"/>
+          <w:lang w:val="en-US"/>
+        </w:rPr>
+        <w:t>https://matlabacademy.mathworks.com/progress/share/report.html?id=d28a5a27-fdd8-43d0-8996-38fe9b169a57&amp;</w:t>
+      </w:r>
+      <w:r>
+        <w:rPr>
+          <w:rFonts w:hint="default"/>
+          <w:lang w:val="en-US"/>
+        </w:rPr>
+        <w:fldChar w:fldCharType="end"/>
+      </w:r>
+    </w:p>
+    <w:p>
+      <w:pPr>
+        <w:rPr>
+          <w:rFonts w:hint="default"/>
+          <w:lang w:val="en-US"/>
+        </w:rPr>
+      </w:pPr>
       <w:bookmarkStart w:id="0" w:name="_GoBack"/>
       <w:bookmarkEnd w:id="0"/>
-      <w:r>
-        <w:rPr>
-          <w:rFonts w:hint="default"/>
-          <w:lang w:val="en-US"/>
-        </w:rPr>
-        <w:t xml:space="preserve"> Account</w:t>
-      </w:r>
-    </w:p>
-    <w:p>
-      <w:pPr>
-        <w:rPr>
-          <w:rFonts w:hint="default"/>
-          <w:lang w:val="en-US"/>
-        </w:rPr>
-      </w:pPr>
-      <w:r>
-        <w:rPr>
-          <w:rFonts w:hint="default"/>
-          <w:lang w:val="en-US"/>
-        </w:rPr>
-        <w:t>username: Nah-Piz</w:t>
-      </w:r>
-      <w:r>
-        <w:rPr>
-          <w:rFonts w:hint="default"/>
-          <w:lang w:val="en-US"/>
-        </w:rPr>
-        <w:br w:type="textWrapping"/>
-      </w:r>
-      <w:r>
-        <w:rPr>
-          <w:rFonts w:hint="default"/>
-          <w:lang w:val="en-US"/>
-        </w:rPr>
-        <w:t xml:space="preserve">Link: </w:t>
-      </w:r>
-      <w:r>
-        <w:rPr>
-          <w:rFonts w:hint="default"/>
-          <w:lang w:val="en-US"/>
-        </w:rPr>
-        <w:fldChar w:fldCharType="begin"/>
-      </w:r>
-      <w:r>
-        <w:rPr>
-          <w:rFonts w:hint="default"/>
-          <w:lang w:val="en-US"/>
-        </w:rPr>
-        <w:instrText xml:space="preserve"> HYPERLINK "https://github.com/Nah-Piz/" </w:instrText>
-      </w:r>
-      <w:r>
-        <w:rPr>
-          <w:rFonts w:hint="default"/>
-          <w:lang w:val="en-US"/>
-        </w:rPr>
-        <w:fldChar w:fldCharType="separate"/>
-      </w:r>
-      <w:r>
-        <w:rPr>
-          <w:rStyle w:val="4"/>
-          <w:rFonts w:hint="default"/>
-          <w:lang w:val="en-US"/>
-        </w:rPr>
-        <w:t>https://github.com/Nah-Piz/</w:t>
-      </w:r>
-      <w:r>
-        <w:rPr>
-          <w:rFonts w:hint="default"/>
-          <w:lang w:val="en-US"/>
-        </w:rPr>
-        <w:fldChar w:fldCharType="end"/>
-      </w:r>
-    </w:p>
-    <w:p>
-      <w:pPr>
-        <w:rPr>
-          <w:rFonts w:hint="default"/>
-          <w:lang w:val="en-US"/>
-        </w:rPr>
-      </w:pPr>
-    </w:p>
-    <w:p>
-      <w:pPr>
-        <w:rPr>
-          <w:rFonts w:hint="default"/>
-          <w:lang w:val="en-US"/>
-        </w:rPr>
-      </w:pPr>
-      <w:r>
-        <w:rPr>
-          <w:rFonts w:hint="default"/>
-          <w:lang w:val="en-US"/>
-        </w:rPr>
-        <w:t>Assignment Repository</w:t>
-      </w:r>
-    </w:p>
-    <w:p>
-      <w:pPr>
-        <w:rPr>
-          <w:rFonts w:hint="default"/>
-          <w:lang w:val="en-US"/>
-        </w:rPr>
-      </w:pPr>
-      <w:r>
-        <w:rPr>
-          <w:rFonts w:hint="default"/>
-          <w:lang w:val="en-US"/>
-        </w:rPr>
-        <w:t>Name:  matlab-assignments</w:t>
-      </w:r>
-    </w:p>
-    <w:p>
-      <w:pPr>
-        <w:rPr>
-          <w:rFonts w:hint="default"/>
-          <w:lang w:val="en-US"/>
-        </w:rPr>
-      </w:pPr>
-      <w:r>
-        <w:rPr>
-          <w:rFonts w:hint="default"/>
-          <w:lang w:val="en-US"/>
-        </w:rPr>
-        <w:t>Link: https://github.com/Nah-Piz/matlab-assignments/</w:t>
-      </w:r>
     </w:p>
     <w:sectPr>
       <w:pgSz w:w="11906" w:h="16838"/>
@@ -315,7 +470,7 @@
     <w:lsdException w:unhideWhenUsed="0" w:uiPriority="0" w:semiHidden="0" w:name="Body Text Indent 2"/>
     <w:lsdException w:unhideWhenUsed="0" w:uiPriority="0" w:semiHidden="0" w:name="Body Text Indent 3"/>
     <w:lsdException w:unhideWhenUsed="0" w:uiPriority="0" w:semiHidden="0" w:name="Block Text"/>
-    <w:lsdException w:unhideWhenUsed="0" w:uiPriority="0" w:semiHidden="0" w:name="Hyperlink"/>
+    <w:lsdException w:qFormat="1" w:unhideWhenUsed="0" w:uiPriority="0" w:semiHidden="0" w:name="Hyperlink"/>
     <w:lsdException w:unhideWhenUsed="0" w:uiPriority="0" w:semiHidden="0" w:name="FollowedHyperlink"/>
     <w:lsdException w:qFormat="1" w:unhideWhenUsed="0" w:uiPriority="0" w:semiHidden="0" w:name="Strong"/>
     <w:lsdException w:qFormat="1" w:unhideWhenUsed="0" w:uiPriority="0" w:semiHidden="0" w:name="Emphasis"/>
@@ -511,6 +666,7 @@
   <w:style w:type="character" w:styleId="4">
     <w:name w:val="Hyperlink"/>
     <w:basedOn w:val="2"/>
+    <w:qFormat/>
     <w:uiPriority w:val="0"/>
     <w:rPr>
       <w:color w:val="0000FF"/>
